--- a/filesystem/ACTD/Compliance/post_accident_testing_policy.docx
+++ b/filesystem/ACTD/Compliance/post_accident_testing_policy.docx
@@ -1510,7 +1510,7 @@
           <w:color w:val="1F2937"/>
           <w:sz w:val="21"/>
         </w:rPr>
-        <w:t>; or</w:t>
+        <w:t>, and the covered employee received a citation under state or local law for a moving traffic violation arising from the accident; or</w:t>
       </w:r>
     </w:p>
     <w:p>

--- a/filesystem/ACTD/Compliance/post_accident_testing_policy.docx
+++ b/filesystem/ACTD/Compliance/post_accident_testing_policy.docx
@@ -3467,7 +3467,7 @@
           <w:color w:val="6B7280"/>
           <w:sz w:val="22"/>
         </w:rPr>
-        <w:t>_________________________________</w:t>
+        <w:t>/s/ Harlan T. Odegaard</w:t>
       </w:r>
     </w:p>
     <w:p>
@@ -3579,7 +3579,7 @@
           <w:color w:val="6B7280"/>
           <w:sz w:val="22"/>
         </w:rPr>
-        <w:t>_________________________________</w:t>
+        <w:t>/s/ Marlene Okonkwo</w:t>
       </w:r>
     </w:p>
     <w:p>
@@ -3627,7 +3627,7 @@
           <w:color w:val="6B7280"/>
           <w:sz w:val="22"/>
         </w:rPr>
-        <w:t>_________________________________</w:t>
+        <w:t>/s/ Diane Farkas</w:t>
       </w:r>
     </w:p>
     <w:p>

--- a/filesystem/ACTD/Compliance/post_accident_testing_policy.docx
+++ b/filesystem/ACTD/Compliance/post_accident_testing_policy.docx
@@ -95,7 +95,7 @@
     </w:p>
     <w:tbl>
       <w:tblPr>
-        <w:tblW w:type="auto" w:w="0"/>
+        <w:tblW w:type="dxa" w:w="9216"/>
         <w:jc w:val="center"/>
         <w:tblLayout w:type="fixed"/>
         <w:tblLook w:firstColumn="1" w:firstRow="1" w:lastColumn="0" w:lastRow="0" w:noHBand="0" w:noVBand="1" w:val="04A0"/>
@@ -109,13 +109,13 @@
         </w:tblBorders>
       </w:tblPr>
       <w:tblGrid>
-        <w:gridCol w:w="4680"/>
-        <w:gridCol w:w="4680"/>
+        <w:gridCol w:w="4608"/>
+        <w:gridCol w:w="4608"/>
       </w:tblGrid>
       <w:tr>
         <w:tc>
           <w:tcPr>
-            <w:tcW w:type="dxa" w:w="3024"/>
+            <w:tcW w:type="dxa" w:w="4608"/>
             <w:tcBorders>
               <w:top w:val="nil" w:sz="4" w:space="0" w:color="000000"/>
               <w:left w:val="nil" w:sz="4" w:space="0" w:color="000000"/>
@@ -148,7 +148,7 @@
         </w:tc>
         <w:tc>
           <w:tcPr>
-            <w:tcW w:type="dxa" w:w="6480"/>
+            <w:tcW w:type="dxa" w:w="4608"/>
             <w:tcBorders>
               <w:top w:val="nil" w:sz="4" w:space="0" w:color="000000"/>
               <w:left w:val="nil" w:sz="4" w:space="0" w:color="000000"/>
@@ -182,7 +182,7 @@
       <w:tr>
         <w:tc>
           <w:tcPr>
-            <w:tcW w:type="dxa" w:w="3024"/>
+            <w:tcW w:type="dxa" w:w="4608"/>
             <w:tcBorders>
               <w:top w:val="nil" w:sz="4" w:space="0" w:color="000000"/>
               <w:left w:val="nil" w:sz="4" w:space="0" w:color="000000"/>
@@ -215,7 +215,7 @@
         </w:tc>
         <w:tc>
           <w:tcPr>
-            <w:tcW w:type="dxa" w:w="6480"/>
+            <w:tcW w:type="dxa" w:w="4608"/>
             <w:tcBorders>
               <w:top w:val="nil" w:sz="4" w:space="0" w:color="000000"/>
               <w:left w:val="nil" w:sz="4" w:space="0" w:color="000000"/>
@@ -249,7 +249,7 @@
       <w:tr>
         <w:tc>
           <w:tcPr>
-            <w:tcW w:type="dxa" w:w="3024"/>
+            <w:tcW w:type="dxa" w:w="4608"/>
             <w:tcBorders>
               <w:top w:val="nil" w:sz="4" w:space="0" w:color="000000"/>
               <w:left w:val="nil" w:sz="4" w:space="0" w:color="000000"/>
@@ -282,7 +282,7 @@
         </w:tc>
         <w:tc>
           <w:tcPr>
-            <w:tcW w:type="dxa" w:w="6480"/>
+            <w:tcW w:type="dxa" w:w="4608"/>
             <w:tcBorders>
               <w:top w:val="nil" w:sz="4" w:space="0" w:color="000000"/>
               <w:left w:val="nil" w:sz="4" w:space="0" w:color="000000"/>
@@ -316,7 +316,7 @@
       <w:tr>
         <w:tc>
           <w:tcPr>
-            <w:tcW w:type="dxa" w:w="3024"/>
+            <w:tcW w:type="dxa" w:w="4608"/>
             <w:tcBorders>
               <w:top w:val="nil" w:sz="4" w:space="0" w:color="000000"/>
               <w:left w:val="nil" w:sz="4" w:space="0" w:color="000000"/>
@@ -349,7 +349,7 @@
         </w:tc>
         <w:tc>
           <w:tcPr>
-            <w:tcW w:type="dxa" w:w="6480"/>
+            <w:tcW w:type="dxa" w:w="4608"/>
             <w:tcBorders>
               <w:top w:val="nil" w:sz="4" w:space="0" w:color="000000"/>
               <w:left w:val="nil" w:sz="4" w:space="0" w:color="000000"/>
@@ -383,7 +383,7 @@
       <w:tr>
         <w:tc>
           <w:tcPr>
-            <w:tcW w:type="dxa" w:w="3024"/>
+            <w:tcW w:type="dxa" w:w="4608"/>
             <w:tcBorders>
               <w:top w:val="nil" w:sz="4" w:space="0" w:color="000000"/>
               <w:left w:val="nil" w:sz="4" w:space="0" w:color="000000"/>
@@ -416,7 +416,7 @@
         </w:tc>
         <w:tc>
           <w:tcPr>
-            <w:tcW w:type="dxa" w:w="6480"/>
+            <w:tcW w:type="dxa" w:w="4608"/>
             <w:tcBorders>
               <w:top w:val="nil" w:sz="4" w:space="0" w:color="000000"/>
               <w:left w:val="nil" w:sz="4" w:space="0" w:color="000000"/>
@@ -450,7 +450,7 @@
       <w:tr>
         <w:tc>
           <w:tcPr>
-            <w:tcW w:type="dxa" w:w="3024"/>
+            <w:tcW w:type="dxa" w:w="4608"/>
             <w:tcBorders>
               <w:top w:val="nil" w:sz="4" w:space="0" w:color="000000"/>
               <w:left w:val="nil" w:sz="4" w:space="0" w:color="000000"/>
@@ -483,7 +483,7 @@
         </w:tc>
         <w:tc>
           <w:tcPr>
-            <w:tcW w:type="dxa" w:w="6480"/>
+            <w:tcW w:type="dxa" w:w="4608"/>
             <w:tcBorders>
               <w:top w:val="nil" w:sz="4" w:space="0" w:color="000000"/>
               <w:left w:val="nil" w:sz="4" w:space="0" w:color="000000"/>
@@ -517,7 +517,7 @@
       <w:tr>
         <w:tc>
           <w:tcPr>
-            <w:tcW w:type="dxa" w:w="3024"/>
+            <w:tcW w:type="dxa" w:w="4608"/>
             <w:tcBorders>
               <w:top w:val="nil" w:sz="4" w:space="0" w:color="000000"/>
               <w:left w:val="nil" w:sz="4" w:space="0" w:color="000000"/>
@@ -550,7 +550,7 @@
         </w:tc>
         <w:tc>
           <w:tcPr>
-            <w:tcW w:type="dxa" w:w="6480"/>
+            <w:tcW w:type="dxa" w:w="4608"/>
             <w:tcBorders>
               <w:top w:val="nil" w:sz="4" w:space="0" w:color="000000"/>
               <w:left w:val="nil" w:sz="4" w:space="0" w:color="000000"/>
@@ -1437,33 +1437,27 @@
       </w:r>
       <w:r>
         <w:rPr>
-          <w:rFonts w:ascii="Helvetica" w:hAnsi="Helvetica" w:cs="Helvetica" w:eastAsia="Calibri"/>
+          <w:rFonts w:ascii="Helvetica" w:hAnsi="Helvetica"/>
           <w:b w:val="0"/>
-          <w:i w:val="0"/>
-          <w:color w:val="1F2937"/>
           <w:sz w:val="21"/>
         </w:rPr>
-        <w:t xml:space="preserve"> The accident results in </w:t>
+        <w:t xml:space="preserve"> The accident results in an injury to any person who, as a result of the injury, </w:t>
       </w:r>
       <w:r>
         <w:rPr>
-          <w:rFonts w:ascii="Helvetica" w:hAnsi="Helvetica" w:cs="Helvetica" w:eastAsia="Calibri"/>
+          <w:rFonts w:ascii="Helvetica" w:hAnsi="Helvetica"/>
           <w:b/>
-          <w:i w:val="0"/>
-          <w:color w:val="1F2937"/>
           <w:sz w:val="21"/>
         </w:rPr>
-        <w:t>disabling damage to any motor vehicle</w:t>
+        <w:t>immediately receives medical treatment away from the scene of the accident</w:t>
       </w:r>
       <w:r>
         <w:rPr>
-          <w:rFonts w:ascii="Helvetica" w:hAnsi="Helvetica" w:cs="Helvetica" w:eastAsia="Calibri"/>
+          <w:rFonts w:ascii="Helvetica" w:hAnsi="Helvetica"/>
           <w:b w:val="0"/>
-          <w:i w:val="0"/>
-          <w:color w:val="1F2937"/>
           <w:sz w:val="21"/>
         </w:rPr>
-        <w:t xml:space="preserve"> requiring the vehicle to be transported away from the scene by a tow truck or other vehicle; or</w:t>
+        <w:t>; or</w:t>
       </w:r>
     </w:p>
     <w:p>
@@ -1484,107 +1478,27 @@
       </w:r>
       <w:r>
         <w:rPr>
-          <w:rFonts w:ascii="Helvetica" w:hAnsi="Helvetica" w:cs="Helvetica" w:eastAsia="Calibri"/>
+          <w:rFonts w:ascii="Helvetica" w:hAnsi="Helvetica"/>
           <w:b w:val="0"/>
-          <w:i w:val="0"/>
-          <w:color w:val="1F2937"/>
           <w:sz w:val="21"/>
         </w:rPr>
-        <w:t xml:space="preserve"> The accident results in an injury requiring </w:t>
+        <w:t xml:space="preserve"> The accident results in </w:t>
       </w:r>
       <w:r>
         <w:rPr>
-          <w:rFonts w:ascii="Helvetica" w:hAnsi="Helvetica" w:cs="Helvetica" w:eastAsia="Calibri"/>
+          <w:rFonts w:ascii="Helvetica" w:hAnsi="Helvetica"/>
           <w:b/>
-          <w:i w:val="0"/>
-          <w:color w:val="1F2937"/>
           <w:sz w:val="21"/>
         </w:rPr>
-        <w:t>immediate medical treatment away from the scene</w:t>
+        <w:t>disabling damage to any vehicle, including the revenue service vehicle,</w:t>
       </w:r>
       <w:r>
         <w:rPr>
-          <w:rFonts w:ascii="Helvetica" w:hAnsi="Helvetica" w:cs="Helvetica" w:eastAsia="Calibri"/>
+          <w:rFonts w:ascii="Helvetica" w:hAnsi="Helvetica"/>
           <w:b w:val="0"/>
-          <w:i w:val="0"/>
-          <w:color w:val="1F2937"/>
           <w:sz w:val="21"/>
         </w:rPr>
-        <w:t>, and the covered employee received a citation under state or local law for a moving traffic violation arising from the accident; or</w:t>
-      </w:r>
-    </w:p>
-    <w:p>
-      <w:pPr>
-        <w:spacing w:line="283" w:lineRule="auto" w:after="80" w:before="20"/>
-        <w:ind w:left="504" w:hanging="504"/>
-        <w:jc w:val="both"/>
-      </w:pPr>
-      <w:r>
-        <w:rPr>
-          <w:rFonts w:ascii="Helvetica" w:hAnsi="Helvetica" w:cs="Helvetica" w:eastAsia="Calibri"/>
-          <w:b/>
-          <w:i w:val="0"/>
-          <w:color w:val="1F2937"/>
-          <w:sz w:val="21"/>
-        </w:rPr>
-        <w:t>(c)</w:t>
-      </w:r>
-      <w:r>
-        <w:rPr>
-          <w:rFonts w:ascii="Helvetica" w:hAnsi="Helvetica" w:cs="Helvetica" w:eastAsia="Calibri"/>
-          <w:b w:val="0"/>
-          <w:i w:val="0"/>
-          <w:color w:val="1F2937"/>
-          <w:sz w:val="21"/>
-        </w:rPr>
-        <w:t xml:space="preserve"> The accident results in a release of hazardous materials from the vehicle that requires the involvement of an emergency response team; or</w:t>
-      </w:r>
-    </w:p>
-    <w:p>
-      <w:pPr>
-        <w:spacing w:line="283" w:lineRule="auto" w:after="80" w:before="20"/>
-        <w:ind w:left="504" w:hanging="504"/>
-        <w:jc w:val="both"/>
-      </w:pPr>
-      <w:r>
-        <w:rPr>
-          <w:rFonts w:ascii="Helvetica" w:hAnsi="Helvetica" w:cs="Helvetica" w:eastAsia="Calibri"/>
-          <w:b/>
-          <w:i w:val="0"/>
-          <w:color w:val="1F2937"/>
-          <w:sz w:val="21"/>
-        </w:rPr>
-        <w:t>(d)</w:t>
-      </w:r>
-      <w:r>
-        <w:rPr>
-          <w:rFonts w:ascii="Helvetica" w:hAnsi="Helvetica" w:cs="Helvetica" w:eastAsia="Calibri"/>
-          <w:b w:val="0"/>
-          <w:i w:val="0"/>
-          <w:color w:val="1F2937"/>
-          <w:sz w:val="21"/>
-        </w:rPr>
-        <w:t xml:space="preserve"> In the case of an accident involving a bus, van, or automobile, the accident results in </w:t>
-      </w:r>
-      <w:r>
-        <w:rPr>
-          <w:rFonts w:ascii="Helvetica" w:hAnsi="Helvetica" w:cs="Helvetica" w:eastAsia="Calibri"/>
-          <w:b/>
-          <w:i w:val="0"/>
-          <w:color w:val="1F2937"/>
-          <w:sz w:val="21"/>
-        </w:rPr>
-        <w:t>disabling damage to any other motor vehicle or immovable object</w:t>
-      </w:r>
-      <w:r>
-        <w:rPr>
-          <w:rFonts w:ascii="Helvetica" w:hAnsi="Helvetica" w:cs="Helvetica" w:eastAsia="Calibri"/>
-          <w:b w:val="0"/>
-          <w:i w:val="0"/>
-          <w:color w:val="1F2937"/>
-          <w:sz w:val="21"/>
-        </w:rPr>
-        <w:t>, in a manner consistent with the § 655.44(a)(2) criteria.</w:t>
+        <w:t xml:space="preserve"> requiring the vehicle to be transported away from the scene by a tow truck or other vehicle.</w:t>
       </w:r>
     </w:p>
     <w:p>
@@ -2332,7 +2246,7 @@
     </w:p>
     <w:tbl>
       <w:tblPr>
-        <w:tblW w:type="auto" w:w="0"/>
+        <w:tblW w:type="dxa" w:w="9216"/>
         <w:jc w:val="center"/>
         <w:tblLayout w:type="fixed"/>
         <w:tblLook w:firstColumn="1" w:firstRow="1" w:lastColumn="0" w:lastRow="0" w:noHBand="0" w:noVBand="1" w:val="04A0"/>
@@ -2346,13 +2260,13 @@
         </w:tblBorders>
       </w:tblPr>
       <w:tblGrid>
-        <w:gridCol w:w="4680"/>
-        <w:gridCol w:w="4680"/>
+        <w:gridCol w:w="4608"/>
+        <w:gridCol w:w="4608"/>
       </w:tblGrid>
       <w:tr>
         <w:tc>
           <w:tcPr>
-            <w:tcW w:type="dxa" w:w="6624"/>
+            <w:tcW w:type="dxa" w:w="4608"/>
             <w:tcBorders>
               <w:top w:val="single" w:sz="4" w:space="0" w:color="000000"/>
               <w:left w:val="single" w:sz="4" w:space="0" w:color="000000"/>
@@ -2386,7 +2300,7 @@
         </w:tc>
         <w:tc>
           <w:tcPr>
-            <w:tcW w:type="dxa" w:w="2880"/>
+            <w:tcW w:type="dxa" w:w="4608"/>
             <w:tcBorders>
               <w:top w:val="single" w:sz="4" w:space="0" w:color="000000"/>
               <w:left w:val="single" w:sz="4" w:space="0" w:color="000000"/>
@@ -2423,7 +2337,7 @@
       <w:tr>
         <w:tc>
           <w:tcPr>
-            <w:tcW w:type="dxa" w:w="6624"/>
+            <w:tcW w:type="dxa" w:w="4608"/>
             <w:tcBorders>
               <w:top w:val="single" w:sz="4" w:space="0" w:color="000000"/>
               <w:left w:val="single" w:sz="4" w:space="0" w:color="000000"/>
@@ -2457,7 +2371,7 @@
         </w:tc>
         <w:tc>
           <w:tcPr>
-            <w:tcW w:type="dxa" w:w="2880"/>
+            <w:tcW w:type="dxa" w:w="4608"/>
             <w:tcBorders>
               <w:top w:val="single" w:sz="4" w:space="0" w:color="000000"/>
               <w:left w:val="single" w:sz="4" w:space="0" w:color="000000"/>
@@ -2494,7 +2408,7 @@
       <w:tr>
         <w:tc>
           <w:tcPr>
-            <w:tcW w:type="dxa" w:w="6624"/>
+            <w:tcW w:type="dxa" w:w="4608"/>
             <w:tcBorders>
               <w:top w:val="single" w:sz="4" w:space="0" w:color="000000"/>
               <w:left w:val="single" w:sz="4" w:space="0" w:color="000000"/>
@@ -2528,7 +2442,7 @@
         </w:tc>
         <w:tc>
           <w:tcPr>
-            <w:tcW w:type="dxa" w:w="2880"/>
+            <w:tcW w:type="dxa" w:w="4608"/>
             <w:tcBorders>
               <w:top w:val="single" w:sz="4" w:space="0" w:color="000000"/>
               <w:left w:val="single" w:sz="4" w:space="0" w:color="000000"/>
@@ -2565,7 +2479,7 @@
       <w:tr>
         <w:tc>
           <w:tcPr>
-            <w:tcW w:type="dxa" w:w="6624"/>
+            <w:tcW w:type="dxa" w:w="4608"/>
             <w:tcBorders>
               <w:top w:val="single" w:sz="4" w:space="0" w:color="000000"/>
               <w:left w:val="single" w:sz="4" w:space="0" w:color="000000"/>
@@ -2599,7 +2513,7 @@
         </w:tc>
         <w:tc>
           <w:tcPr>
-            <w:tcW w:type="dxa" w:w="2880"/>
+            <w:tcW w:type="dxa" w:w="4608"/>
             <w:tcBorders>
               <w:top w:val="single" w:sz="4" w:space="0" w:color="000000"/>
               <w:left w:val="single" w:sz="4" w:space="0" w:color="000000"/>
@@ -2636,7 +2550,7 @@
       <w:tr>
         <w:tc>
           <w:tcPr>
-            <w:tcW w:type="dxa" w:w="6624"/>
+            <w:tcW w:type="dxa" w:w="4608"/>
             <w:tcBorders>
               <w:top w:val="single" w:sz="4" w:space="0" w:color="000000"/>
               <w:left w:val="single" w:sz="4" w:space="0" w:color="000000"/>
@@ -2670,7 +2584,7 @@
         </w:tc>
         <w:tc>
           <w:tcPr>
-            <w:tcW w:type="dxa" w:w="2880"/>
+            <w:tcW w:type="dxa" w:w="4608"/>
             <w:tcBorders>
               <w:top w:val="single" w:sz="4" w:space="0" w:color="000000"/>
               <w:left w:val="single" w:sz="4" w:space="0" w:color="000000"/>
@@ -2707,7 +2621,7 @@
       <w:tr>
         <w:tc>
           <w:tcPr>
-            <w:tcW w:type="dxa" w:w="6624"/>
+            <w:tcW w:type="dxa" w:w="4608"/>
             <w:tcBorders>
               <w:top w:val="single" w:sz="4" w:space="0" w:color="000000"/>
               <w:left w:val="single" w:sz="4" w:space="0" w:color="000000"/>
@@ -2741,7 +2655,7 @@
         </w:tc>
         <w:tc>
           <w:tcPr>
-            <w:tcW w:type="dxa" w:w="2880"/>
+            <w:tcW w:type="dxa" w:w="4608"/>
             <w:tcBorders>
               <w:top w:val="single" w:sz="4" w:space="0" w:color="000000"/>
               <w:left w:val="single" w:sz="4" w:space="0" w:color="000000"/>
@@ -2778,7 +2692,7 @@
       <w:tr>
         <w:tc>
           <w:tcPr>
-            <w:tcW w:type="dxa" w:w="6624"/>
+            <w:tcW w:type="dxa" w:w="4608"/>
             <w:tcBorders>
               <w:top w:val="single" w:sz="4" w:space="0" w:color="000000"/>
               <w:left w:val="single" w:sz="4" w:space="0" w:color="000000"/>
@@ -2812,7 +2726,7 @@
         </w:tc>
         <w:tc>
           <w:tcPr>
-            <w:tcW w:type="dxa" w:w="2880"/>
+            <w:tcW w:type="dxa" w:w="4608"/>
             <w:tcBorders>
               <w:top w:val="single" w:sz="4" w:space="0" w:color="000000"/>
               <w:left w:val="single" w:sz="4" w:space="0" w:color="000000"/>
@@ -2849,7 +2763,7 @@
       <w:tr>
         <w:tc>
           <w:tcPr>
-            <w:tcW w:type="dxa" w:w="6624"/>
+            <w:tcW w:type="dxa" w:w="4608"/>
             <w:tcBorders>
               <w:top w:val="single" w:sz="4" w:space="0" w:color="000000"/>
               <w:left w:val="single" w:sz="4" w:space="0" w:color="000000"/>
@@ -2883,7 +2797,7 @@
         </w:tc>
         <w:tc>
           <w:tcPr>
-            <w:tcW w:type="dxa" w:w="2880"/>
+            <w:tcW w:type="dxa" w:w="4608"/>
             <w:tcBorders>
               <w:top w:val="single" w:sz="4" w:space="0" w:color="000000"/>
               <w:left w:val="single" w:sz="4" w:space="0" w:color="000000"/>

--- a/filesystem/ACTD/Compliance/post_accident_testing_policy.docx
+++ b/filesystem/ACTD/Compliance/post_accident_testing_policy.docx
@@ -2008,7 +2008,7 @@
           <w:color w:val="1F2937"/>
           <w:sz w:val="21"/>
         </w:rPr>
-        <w:t>The confirmation test result is the final result. A confirmed alcohol concentration of 0.02 g/210L or greater is a positive DOT alcohol test for purposes of 49 CFR Part 655. The BAT shall transmit the result to the DER by direct communication (in person, by telephone, or by electronic means) as soon as the confirmation test is complete.</w:t>
+        <w:t>The confirmation test result is the final result. A confirmed alcohol concentration of 0.04 g/210L or greater is a positive DOT alcohol test for purposes of 49 CFR Part 655. The BAT shall transmit the result to the DER by direct communication (in person, by telephone, or by electronic means) as soon as the confirmation test is complete.</w:t>
       </w:r>
     </w:p>
     <w:p>

--- a/filesystem/ACTD/Compliance/post_accident_testing_policy.docx
+++ b/filesystem/ACTD/Compliance/post_accident_testing_policy.docx
@@ -1416,175 +1416,7 @@
           <w:color w:val="1F2937"/>
           <w:sz w:val="21"/>
         </w:rPr>
-        <w:t>Following an accident that does not involve loss of human life, ACTD shall conduct drug and alcohol tests on each covered employee operating the revenue service vehicle at the time of the accident, and on any other covered employee whose performance of a safety-sensitive function cannot be completely discounted as a contributing factor, if:</w:t>
-      </w:r>
-    </w:p>
-    <w:p>
-      <w:pPr>
-        <w:spacing w:line="283" w:lineRule="auto" w:after="80" w:before="20"/>
-        <w:ind w:left="504" w:hanging="504"/>
-        <w:jc w:val="both"/>
-      </w:pPr>
-      <w:r>
-        <w:rPr>
-          <w:rFonts w:ascii="Helvetica" w:hAnsi="Helvetica" w:cs="Helvetica" w:eastAsia="Calibri"/>
-          <w:b/>
-          <w:i w:val="0"/>
-          <w:color w:val="1F2937"/>
-          <w:sz w:val="21"/>
-        </w:rPr>
-        <w:t>(a)</w:t>
-      </w:r>
-      <w:r>
-        <w:rPr>
-          <w:rFonts w:ascii="Helvetica" w:hAnsi="Helvetica" w:cs="Helvetica" w:eastAsia="Calibri"/>
-          <w:b w:val="0"/>
-          <w:i w:val="0"/>
-          <w:color w:val="1F2937"/>
-          <w:sz w:val="21"/>
-        </w:rPr>
-        <w:t xml:space="preserve"> The accident results in </w:t>
-      </w:r>
-      <w:r>
-        <w:rPr>
-          <w:rFonts w:ascii="Helvetica" w:hAnsi="Helvetica" w:cs="Helvetica" w:eastAsia="Calibri"/>
-          <w:b/>
-          <w:i w:val="0"/>
-          <w:color w:val="1F2937"/>
-          <w:sz w:val="21"/>
-        </w:rPr>
-        <w:t>disabling damage to any motor vehicle</w:t>
-      </w:r>
-      <w:r>
-        <w:rPr>
-          <w:rFonts w:ascii="Helvetica" w:hAnsi="Helvetica" w:cs="Helvetica" w:eastAsia="Calibri"/>
-          <w:b w:val="0"/>
-          <w:i w:val="0"/>
-          <w:color w:val="1F2937"/>
-          <w:sz w:val="21"/>
-        </w:rPr>
-        <w:t xml:space="preserve"> requiring the vehicle to be transported away from the scene by a tow truck or other vehicle; or</w:t>
-      </w:r>
-    </w:p>
-    <w:p>
-      <w:pPr>
-        <w:spacing w:line="283" w:lineRule="auto" w:after="80" w:before="20"/>
-        <w:ind w:left="504" w:hanging="504"/>
-        <w:jc w:val="both"/>
-      </w:pPr>
-      <w:r>
-        <w:rPr>
-          <w:rFonts w:ascii="Helvetica" w:hAnsi="Helvetica" w:cs="Helvetica" w:eastAsia="Calibri"/>
-          <w:b/>
-          <w:i w:val="0"/>
-          <w:color w:val="1F2937"/>
-          <w:sz w:val="21"/>
-        </w:rPr>
-        <w:t>(b)</w:t>
-      </w:r>
-      <w:r>
-        <w:rPr>
-          <w:rFonts w:ascii="Helvetica" w:hAnsi="Helvetica" w:cs="Helvetica" w:eastAsia="Calibri"/>
-          <w:b w:val="0"/>
-          <w:i w:val="0"/>
-          <w:color w:val="1F2937"/>
-          <w:sz w:val="21"/>
-        </w:rPr>
-        <w:t xml:space="preserve"> The accident results in an injury requiring </w:t>
-      </w:r>
-      <w:r>
-        <w:rPr>
-          <w:rFonts w:ascii="Helvetica" w:hAnsi="Helvetica" w:cs="Helvetica" w:eastAsia="Calibri"/>
-          <w:b/>
-          <w:i w:val="0"/>
-          <w:color w:val="1F2937"/>
-          <w:sz w:val="21"/>
-        </w:rPr>
-        <w:t>immediate medical treatment away from the scene</w:t>
-      </w:r>
-      <w:r>
-        <w:rPr>
-          <w:rFonts w:ascii="Helvetica" w:hAnsi="Helvetica" w:cs="Helvetica" w:eastAsia="Calibri"/>
-          <w:b w:val="0"/>
-          <w:i w:val="0"/>
-          <w:color w:val="1F2937"/>
-          <w:sz w:val="21"/>
-        </w:rPr>
-        <w:t>, and the covered employee received a citation under state or local law for a moving traffic violation arising from the accident; or</w:t>
-      </w:r>
-    </w:p>
-    <w:p>
-      <w:pPr>
-        <w:spacing w:line="283" w:lineRule="auto" w:after="80" w:before="20"/>
-        <w:ind w:left="504" w:hanging="504"/>
-        <w:jc w:val="both"/>
-      </w:pPr>
-      <w:r>
-        <w:rPr>
-          <w:rFonts w:ascii="Helvetica" w:hAnsi="Helvetica" w:cs="Helvetica" w:eastAsia="Calibri"/>
-          <w:b/>
-          <w:i w:val="0"/>
-          <w:color w:val="1F2937"/>
-          <w:sz w:val="21"/>
-        </w:rPr>
-        <w:t>(c)</w:t>
-      </w:r>
-      <w:r>
-        <w:rPr>
-          <w:rFonts w:ascii="Helvetica" w:hAnsi="Helvetica" w:cs="Helvetica" w:eastAsia="Calibri"/>
-          <w:b w:val="0"/>
-          <w:i w:val="0"/>
-          <w:color w:val="1F2937"/>
-          <w:sz w:val="21"/>
-        </w:rPr>
-        <w:t xml:space="preserve"> The accident results in a release of hazardous materials from the vehicle that requires the involvement of an emergency response team; or</w:t>
-      </w:r>
-    </w:p>
-    <w:p>
-      <w:pPr>
-        <w:spacing w:line="283" w:lineRule="auto" w:after="80" w:before="20"/>
-        <w:ind w:left="504" w:hanging="504"/>
-        <w:jc w:val="both"/>
-      </w:pPr>
-      <w:r>
-        <w:rPr>
-          <w:rFonts w:ascii="Helvetica" w:hAnsi="Helvetica" w:cs="Helvetica" w:eastAsia="Calibri"/>
-          <w:b/>
-          <w:i w:val="0"/>
-          <w:color w:val="1F2937"/>
-          <w:sz w:val="21"/>
-        </w:rPr>
-        <w:t>(d)</w:t>
-      </w:r>
-      <w:r>
-        <w:rPr>
-          <w:rFonts w:ascii="Helvetica" w:hAnsi="Helvetica" w:cs="Helvetica" w:eastAsia="Calibri"/>
-          <w:b w:val="0"/>
-          <w:i w:val="0"/>
-          <w:color w:val="1F2937"/>
-          <w:sz w:val="21"/>
-        </w:rPr>
-        <w:t xml:space="preserve"> In the case of an accident involving a bus, van, or automobile, the accident results in </w:t>
-      </w:r>
-      <w:r>
-        <w:rPr>
-          <w:rFonts w:ascii="Helvetica" w:hAnsi="Helvetica" w:cs="Helvetica" w:eastAsia="Calibri"/>
-          <w:b/>
-          <w:i w:val="0"/>
-          <w:color w:val="1F2937"/>
-          <w:sz w:val="21"/>
-        </w:rPr>
-        <w:t>disabling damage to any other motor vehicle or immovable object</w:t>
-      </w:r>
-      <w:r>
-        <w:rPr>
-          <w:rFonts w:ascii="Helvetica" w:hAnsi="Helvetica" w:cs="Helvetica" w:eastAsia="Calibri"/>
-          <w:b w:val="0"/>
-          <w:i w:val="0"/>
-          <w:color w:val="1F2937"/>
-          <w:sz w:val="21"/>
-        </w:rPr>
-        <w:t>, in a manner consistent with the § 655.44(a)(2) criteria.</w:t>
+        <w:t>Following an accident that does not involve loss of human life, ACTD shall conduct drug and alcohol tests on each covered employee operating the revenue service vehicle at the time of the accident, and on any other covered employee whose performance of a safety-sensitive function cannot be completely discounted as a contributing factor to the accident. Discounting of a covered employee's performance shall be documented in writing by the DER or Compliance Officer and retained pursuant to § 6 below.</w:t>
       </w:r>
     </w:p>
     <w:p>

--- a/filesystem/ACTD/Compliance/post_accident_testing_policy.docx
+++ b/filesystem/ACTD/Compliance/post_accident_testing_policy.docx
@@ -1416,7 +1416,7 @@
           <w:color w:val="1F2937"/>
           <w:sz w:val="21"/>
         </w:rPr>
-        <w:t>Following an accident that does not involve loss of human life, ACTD shall conduct drug and alcohol tests on each covered employee operating the revenue service vehicle at the time of the accident, and on any other covered employee whose performance of a safety-sensitive function cannot be completely discounted as a contributing factor to the accident. Discounting of a covered employee's performance shall be documented in writing by the DER or Compliance Officer and retained pursuant to § 6 below.</w:t>
+        <w:t>Following an accident that does not involve loss of human life, in which an individual suffers bodily injury and immediately receives medical treatment away from the scene, or in which one or more vehicles incurs disabling damage and is transported away from the scene by a tow truck or other vehicle, ACTD shall conduct drug and alcohol tests on each covered employee operating the revenue service vehicle at the time of the accident, and on any other covered employee whose performance of a safety-sensitive function cannot be completely discounted as a contributing factor to the accident. Discounting of a covered employee's performance shall be documented in writing by the DER or Compliance Officer and retained pursuant to § 6 below.</w:t>
       </w:r>
     </w:p>
     <w:p>
